--- a/Backend/Director_Disclosure/Output_Disclosures/2024-25/ADANI_GREEN_ENERGY_TWENTY_FOUR_A_LIMITED/DIR-8/DIR8_Abdul_Ishad_Khan_11280634.docx
+++ b/Backend/Director_Disclosure/Output_Disclosures/2024-25/ADANI_GREEN_ENERGY_TWENTY_FOUR_A_LIMITED/DIR-8/DIR8_Abdul_Ishad_Khan_11280634.docx
@@ -1111,7 +1111,7 @@
           <w:b w:val="0"/>
           <w:sz w:val="23"/>
         </w:rPr>
-        <w:t xml:space="preserve">Date: 07th May, 2026</w:t>
+        <w:t xml:space="preserve">Date: 15th May, 2026</w:t>
         <w:tab/>
       </w:r>
     </w:p>

--- a/Backend/Director_Disclosure/Output_Disclosures/2024-25/ADANI_GREEN_ENERGY_TWENTY_FOUR_A_LIMITED/DIR-8/DIR8_Abdul_Ishad_Khan_11280634.docx
+++ b/Backend/Director_Disclosure/Output_Disclosures/2024-25/ADANI_GREEN_ENERGY_TWENTY_FOUR_A_LIMITED/DIR-8/DIR8_Abdul_Ishad_Khan_11280634.docx
@@ -1111,7 +1111,7 @@
           <w:b w:val="0"/>
           <w:sz w:val="23"/>
         </w:rPr>
-        <w:t xml:space="preserve">Date: 15th May, 2026</w:t>
+        <w:t xml:space="preserve">Date: 27th May, 2026</w:t>
         <w:tab/>
       </w:r>
     </w:p>

--- a/Backend/Director_Disclosure/Output_Disclosures/2024-25/ADANI_GREEN_ENERGY_TWENTY_FOUR_A_LIMITED/DIR-8/DIR8_Abdul_Ishad_Khan_11280634.docx
+++ b/Backend/Director_Disclosure/Output_Disclosures/2024-25/ADANI_GREEN_ENERGY_TWENTY_FOUR_A_LIMITED/DIR-8/DIR8_Abdul_Ishad_Khan_11280634.docx
@@ -486,7 +486,7 @@
                 <w:b w:val="0"/>
                 <w:sz w:val="23"/>
               </w:rPr>
-              <w:t>ADANI GREEN ENERGY SIX LIMITED</w:t>
+              <w:t>ADANI GREEN ENERGY EIGHT LIMITED</w:t>
             </w:r>
           </w:p>
         </w:tc>
@@ -556,7 +556,7 @@
                 <w:b w:val="0"/>
                 <w:sz w:val="23"/>
               </w:rPr>
-              <w:t>ADANI GREEN ENERGY EIGHT LIMITED</w:t>
+              <w:t>ADANI HYBRID ENERGY JAISALMER THREE LIMITED</w:t>
             </w:r>
           </w:p>
         </w:tc>
@@ -626,7 +626,7 @@
                 <w:b w:val="0"/>
                 <w:sz w:val="23"/>
               </w:rPr>
-              <w:t>ADANI RENEWABLE ENERGY HOLDING SEVEN LIMITED</w:t>
+              <w:t>ADANI SOLAR ENERGY FOUR LIMITED</w:t>
             </w:r>
           </w:p>
         </w:tc>
@@ -696,7 +696,7 @@
                 <w:b w:val="0"/>
                 <w:sz w:val="23"/>
               </w:rPr>
-              <w:t>ADANI HYBRID ENERGY JAISALMER THREE LIMITED</w:t>
+              <w:t>ADANI HYBRID ENERGY JAISALMER TWO LIMITED</w:t>
             </w:r>
           </w:p>
         </w:tc>
@@ -766,7 +766,7 @@
                 <w:b w:val="0"/>
                 <w:sz w:val="23"/>
               </w:rPr>
-              <w:t>ADANI RENEWABLE ENERGY HOLDING ELEVEN LIMITED</w:t>
+              <w:t>ADANI GREEN ENERGY SIX LIMITED</w:t>
             </w:r>
           </w:p>
         </w:tc>
@@ -836,7 +836,7 @@
                 <w:b w:val="0"/>
                 <w:sz w:val="23"/>
               </w:rPr>
-              <w:t>ADANI HYBRID ENERGY JAISALMER TWO LIMITED</w:t>
+              <w:t>ADANI RENEWABLE ENERGY HOLDING SIX LIMITED</w:t>
             </w:r>
           </w:p>
         </w:tc>
@@ -906,7 +906,7 @@
                 <w:b w:val="0"/>
                 <w:sz w:val="23"/>
               </w:rPr>
-              <w:t>ADANI SOLAR ENERGY FOUR LIMITED</w:t>
+              <w:t>ADANI RENEWABLE ENERGY HOLDING ELEVEN LIMITED</w:t>
             </w:r>
           </w:p>
         </w:tc>
@@ -976,7 +976,7 @@
                 <w:b w:val="0"/>
                 <w:sz w:val="23"/>
               </w:rPr>
-              <w:t>ADANI RENEWABLE ENERGY HOLDING SIX LIMITED</w:t>
+              <w:t>ADANI RENEWABLE ENERGY HOLDING SEVEN LIMITED</w:t>
             </w:r>
           </w:p>
         </w:tc>
@@ -1111,7 +1111,7 @@
           <w:b w:val="0"/>
           <w:sz w:val="23"/>
         </w:rPr>
-        <w:t xml:space="preserve">Date: 27th May, 2026</w:t>
+        <w:t xml:space="preserve">Date: 08th June, 2026</w:t>
         <w:tab/>
       </w:r>
     </w:p>
